--- a/base/pacotes/thozen-electra/preliminar-thozen-electra.docx
+++ b/base/pacotes/thozen-electra/preliminar-thozen-electra.docx
@@ -46,7 +46,7 @@
           <w:i/>
           <w:sz w:val="20"/>
         </w:rPr>
-        <w:t>Gerado em 14/04/2026 às 07:44</w:t>
+        <w:t>Gerado em 14/04/2026 às 08:53</w:t>
       </w:r>
     </w:p>
     <w:p/>
@@ -1399,7 +1399,7 @@
           <w:i/>
           <w:sz w:val="20"/>
         </w:rPr>
-        <w:t>Custos calibrados a partir de 179 amostras de 0 projetos similares.</w:t>
+        <w:t>Custos calibrados a partir de 311 amostras de 0 projetos similares.</w:t>
       </w:r>
     </w:p>
     <w:tbl>
@@ -1518,7 +1518,7 @@
                 <w:rFonts w:ascii="Arial" w:hAnsi="Arial"/>
                 <w:sz w:val="18"/>
               </w:rPr>
-              <w:t>R$ 22.703.745</w:t>
+              <w:t>R$ 24.267.626</w:t>
             </w:r>
           </w:p>
         </w:tc>
@@ -1532,7 +1532,7 @@
                 <w:rFonts w:ascii="Arial" w:hAnsi="Arial"/>
                 <w:sz w:val="18"/>
               </w:rPr>
-              <w:t>599,14</w:t>
+              <w:t>640,41</w:t>
             </w:r>
           </w:p>
         </w:tc>
@@ -1546,7 +1546,7 @@
                 <w:rFonts w:ascii="Arial" w:hAnsi="Arial"/>
                 <w:sz w:val="18"/>
               </w:rPr>
-              <w:t>14.0%</w:t>
+              <w:t>15.4%</w:t>
             </w:r>
           </w:p>
         </w:tc>
@@ -1560,7 +1560,7 @@
                 <w:rFonts w:ascii="Arial" w:hAnsi="Arial"/>
                 <w:sz w:val="18"/>
               </w:rPr>
-              <w:t>7</w:t>
+              <w:t>22</w:t>
             </w:r>
           </w:p>
         </w:tc>
@@ -1590,7 +1590,7 @@
                 <w:rFonts w:ascii="Arial" w:hAnsi="Arial"/>
                 <w:sz w:val="18"/>
               </w:rPr>
-              <w:t>R$ 4.901.954</w:t>
+              <w:t>R$ 4.706.042</w:t>
             </w:r>
           </w:p>
         </w:tc>
@@ -1604,7 +1604,7 @@
                 <w:rFonts w:ascii="Arial" w:hAnsi="Arial"/>
                 <w:sz w:val="18"/>
               </w:rPr>
-              <w:t>129,36</w:t>
+              <w:t>124,19</w:t>
             </w:r>
           </w:p>
         </w:tc>
@@ -1632,7 +1632,7 @@
                 <w:rFonts w:ascii="Arial" w:hAnsi="Arial"/>
                 <w:sz w:val="18"/>
               </w:rPr>
-              <w:t>8</w:t>
+              <w:t>23</w:t>
             </w:r>
           </w:p>
         </w:tc>
@@ -1662,7 +1662,7 @@
                 <w:rFonts w:ascii="Arial" w:hAnsi="Arial"/>
                 <w:sz w:val="18"/>
               </w:rPr>
-              <w:t>R$ 8.265.036</w:t>
+              <w:t>R$ 8.730.752</w:t>
             </w:r>
           </w:p>
         </w:tc>
@@ -1676,7 +1676,7 @@
                 <w:rFonts w:ascii="Arial" w:hAnsi="Arial"/>
                 <w:sz w:val="18"/>
               </w:rPr>
-              <w:t>218,11</w:t>
+              <w:t>230,40</w:t>
             </w:r>
           </w:p>
         </w:tc>
@@ -1690,7 +1690,7 @@
                 <w:rFonts w:ascii="Arial" w:hAnsi="Arial"/>
                 <w:sz w:val="18"/>
               </w:rPr>
-              <w:t>5.1%</w:t>
+              <w:t>5.5%</w:t>
             </w:r>
           </w:p>
         </w:tc>
@@ -1704,7 +1704,7 @@
                 <w:rFonts w:ascii="Arial" w:hAnsi="Arial"/>
                 <w:sz w:val="18"/>
               </w:rPr>
-              <w:t>8</w:t>
+              <w:t>23</w:t>
             </w:r>
           </w:p>
         </w:tc>
@@ -1734,7 +1734,7 @@
                 <w:rFonts w:ascii="Arial" w:hAnsi="Arial"/>
                 <w:sz w:val="18"/>
               </w:rPr>
-              <w:t>R$ 27.878.535</w:t>
+              <w:t>R$ 27.216.908</w:t>
             </w:r>
           </w:p>
         </w:tc>
@@ -1748,7 +1748,7 @@
                 <w:rFonts w:ascii="Arial" w:hAnsi="Arial"/>
                 <w:sz w:val="18"/>
               </w:rPr>
-              <w:t>735,70</w:t>
+              <w:t>718,24</w:t>
             </w:r>
           </w:p>
         </w:tc>
@@ -1762,7 +1762,7 @@
                 <w:rFonts w:ascii="Arial" w:hAnsi="Arial"/>
                 <w:sz w:val="18"/>
               </w:rPr>
-              <w:t>17.1%</w:t>
+              <w:t>17.3%</w:t>
             </w:r>
           </w:p>
         </w:tc>
@@ -1776,7 +1776,7 @@
                 <w:rFonts w:ascii="Arial" w:hAnsi="Arial"/>
                 <w:sz w:val="18"/>
               </w:rPr>
-              <w:t>8</w:t>
+              <w:t>23</w:t>
             </w:r>
           </w:p>
         </w:tc>
@@ -1806,7 +1806,7 @@
                 <w:rFonts w:ascii="Arial" w:hAnsi="Arial"/>
                 <w:sz w:val="18"/>
               </w:rPr>
-              <w:t>R$ 7.638.271</w:t>
+              <w:t>R$ 6.892.899</w:t>
             </w:r>
           </w:p>
         </w:tc>
@@ -1820,7 +1820,7 @@
                 <w:rFonts w:ascii="Arial" w:hAnsi="Arial"/>
                 <w:sz w:val="18"/>
               </w:rPr>
-              <w:t>201,57</w:t>
+              <w:t>181,90</w:t>
             </w:r>
           </w:p>
         </w:tc>
@@ -1834,7 +1834,7 @@
                 <w:rFonts w:ascii="Arial" w:hAnsi="Arial"/>
                 <w:sz w:val="18"/>
               </w:rPr>
-              <w:t>4.7%</w:t>
+              <w:t>4.4%</w:t>
             </w:r>
           </w:p>
         </w:tc>
@@ -1848,7 +1848,7 @@
                 <w:rFonts w:ascii="Arial" w:hAnsi="Arial"/>
                 <w:sz w:val="18"/>
               </w:rPr>
-              <w:t>8</w:t>
+              <w:t>21</w:t>
             </w:r>
           </w:p>
         </w:tc>
@@ -1878,7 +1878,7 @@
                 <w:rFonts w:ascii="Arial" w:hAnsi="Arial"/>
                 <w:sz w:val="18"/>
               </w:rPr>
-              <w:t>R$ 3.532.847</w:t>
+              <w:t>R$ 2.817.411</w:t>
             </w:r>
           </w:p>
         </w:tc>
@@ -1892,7 +1892,7 @@
                 <w:rFonts w:ascii="Arial" w:hAnsi="Arial"/>
                 <w:sz w:val="18"/>
               </w:rPr>
-              <w:t>93,23</w:t>
+              <w:t>74,35</w:t>
             </w:r>
           </w:p>
         </w:tc>
@@ -1906,7 +1906,7 @@
                 <w:rFonts w:ascii="Arial" w:hAnsi="Arial"/>
                 <w:sz w:val="18"/>
               </w:rPr>
-              <w:t>2.2%</w:t>
+              <w:t>1.8%</w:t>
             </w:r>
           </w:p>
         </w:tc>
@@ -1920,7 +1920,7 @@
                 <w:rFonts w:ascii="Arial" w:hAnsi="Arial"/>
                 <w:sz w:val="18"/>
               </w:rPr>
-              <w:t>7</w:t>
+              <w:t>20</w:t>
             </w:r>
           </w:p>
         </w:tc>
@@ -1950,7 +1950,7 @@
                 <w:rFonts w:ascii="Arial" w:hAnsi="Arial"/>
                 <w:sz w:val="18"/>
               </w:rPr>
-              <w:t>R$ 15.224.249</w:t>
+              <w:t>R$ 12.130.971</w:t>
             </w:r>
           </w:p>
         </w:tc>
@@ -1964,7 +1964,7 @@
                 <w:rFonts w:ascii="Arial" w:hAnsi="Arial"/>
                 <w:sz w:val="18"/>
               </w:rPr>
-              <w:t>401,76</w:t>
+              <w:t>320,13</w:t>
             </w:r>
           </w:p>
         </w:tc>
@@ -1978,7 +1978,7 @@
                 <w:rFonts w:ascii="Arial" w:hAnsi="Arial"/>
                 <w:sz w:val="18"/>
               </w:rPr>
-              <w:t>9.4%</w:t>
+              <w:t>7.7%</w:t>
             </w:r>
           </w:p>
         </w:tc>
@@ -1992,7 +1992,7 @@
                 <w:rFonts w:ascii="Arial" w:hAnsi="Arial"/>
                 <w:sz w:val="18"/>
               </w:rPr>
-              <w:t>7</w:t>
+              <w:t>21</w:t>
             </w:r>
           </w:p>
         </w:tc>
@@ -2050,7 +2050,7 @@
                 <w:rFonts w:ascii="Arial" w:hAnsi="Arial"/>
                 <w:sz w:val="18"/>
               </w:rPr>
-              <w:t>4.9%</w:t>
+              <w:t>5.1%</w:t>
             </w:r>
           </w:p>
         </w:tc>
@@ -2064,7 +2064,7 @@
                 <w:rFonts w:ascii="Arial" w:hAnsi="Arial"/>
                 <w:sz w:val="18"/>
               </w:rPr>
-              <w:t>7</w:t>
+              <w:t>21</w:t>
             </w:r>
           </w:p>
         </w:tc>
@@ -2094,7 +2094,7 @@
                 <w:rFonts w:ascii="Arial" w:hAnsi="Arial"/>
                 <w:sz w:val="18"/>
               </w:rPr>
-              <w:t>R$ 1.664.300</w:t>
+              <w:t>R$ 1.372.138</w:t>
             </w:r>
           </w:p>
         </w:tc>
@@ -2108,7 +2108,7 @@
                 <w:rFonts w:ascii="Arial" w:hAnsi="Arial"/>
                 <w:sz w:val="18"/>
               </w:rPr>
-              <w:t>43,92</w:t>
+              <w:t>36,21</w:t>
             </w:r>
           </w:p>
         </w:tc>
@@ -2122,7 +2122,7 @@
                 <w:rFonts w:ascii="Arial" w:hAnsi="Arial"/>
                 <w:sz w:val="18"/>
               </w:rPr>
-              <w:t>1.0%</w:t>
+              <w:t>0.9%</w:t>
             </w:r>
           </w:p>
         </w:tc>
@@ -2136,7 +2136,7 @@
                 <w:rFonts w:ascii="Arial" w:hAnsi="Arial"/>
                 <w:sz w:val="18"/>
               </w:rPr>
-              <w:t>3</w:t>
+              <w:t>9</w:t>
             </w:r>
           </w:p>
         </w:tc>
@@ -2166,7 +2166,7 @@
                 <w:rFonts w:ascii="Arial" w:hAnsi="Arial"/>
                 <w:sz w:val="18"/>
               </w:rPr>
-              <w:t>R$ 4.620.860</w:t>
+              <w:t>R$ 3.108.057</w:t>
             </w:r>
           </w:p>
         </w:tc>
@@ -2180,7 +2180,7 @@
                 <w:rFonts w:ascii="Arial" w:hAnsi="Arial"/>
                 <w:sz w:val="18"/>
               </w:rPr>
-              <w:t>121,94</w:t>
+              <w:t>82,02</w:t>
             </w:r>
           </w:p>
         </w:tc>
@@ -2194,7 +2194,7 @@
                 <w:rFonts w:ascii="Arial" w:hAnsi="Arial"/>
                 <w:sz w:val="18"/>
               </w:rPr>
-              <w:t>2.8%</w:t>
+              <w:t>2.0%</w:t>
             </w:r>
           </w:p>
         </w:tc>
@@ -2208,7 +2208,7 @@
                 <w:rFonts w:ascii="Arial" w:hAnsi="Arial"/>
                 <w:sz w:val="18"/>
               </w:rPr>
-              <w:t>61</w:t>
+              <w:t>12</w:t>
             </w:r>
           </w:p>
         </w:tc>
@@ -2238,7 +2238,7 @@
                 <w:rFonts w:ascii="Arial" w:hAnsi="Arial"/>
                 <w:sz w:val="18"/>
               </w:rPr>
-              <w:t>R$ 2.389.968</w:t>
+              <w:t>R$ 2.358.137</w:t>
             </w:r>
           </w:p>
         </w:tc>
@@ -2252,7 +2252,7 @@
                 <w:rFonts w:ascii="Arial" w:hAnsi="Arial"/>
                 <w:sz w:val="18"/>
               </w:rPr>
-              <w:t>63,07</w:t>
+              <w:t>62,23</w:t>
             </w:r>
           </w:p>
         </w:tc>
@@ -2280,7 +2280,7 @@
                 <w:rFonts w:ascii="Arial" w:hAnsi="Arial"/>
                 <w:sz w:val="18"/>
               </w:rPr>
-              <w:t>7</w:t>
+              <w:t>12</w:t>
             </w:r>
           </w:p>
         </w:tc>
@@ -2310,7 +2310,7 @@
                 <w:rFonts w:ascii="Arial" w:hAnsi="Arial"/>
                 <w:sz w:val="18"/>
               </w:rPr>
-              <w:t>R$ 12.403.428</w:t>
+              <w:t>R$ 8.982.747</w:t>
             </w:r>
           </w:p>
         </w:tc>
@@ -2324,7 +2324,7 @@
                 <w:rFonts w:ascii="Arial" w:hAnsi="Arial"/>
                 <w:sz w:val="18"/>
               </w:rPr>
-              <w:t>327,32</w:t>
+              <w:t>237,05</w:t>
             </w:r>
           </w:p>
         </w:tc>
@@ -2338,7 +2338,7 @@
                 <w:rFonts w:ascii="Arial" w:hAnsi="Arial"/>
                 <w:sz w:val="18"/>
               </w:rPr>
-              <w:t>7.6%</w:t>
+              <w:t>5.7%</w:t>
             </w:r>
           </w:p>
         </w:tc>
@@ -2352,7 +2352,7 @@
                 <w:rFonts w:ascii="Arial" w:hAnsi="Arial"/>
                 <w:sz w:val="18"/>
               </w:rPr>
-              <w:t>7</w:t>
+              <w:t>16</w:t>
             </w:r>
           </w:p>
         </w:tc>
@@ -2382,7 +2382,7 @@
                 <w:rFonts w:ascii="Arial" w:hAnsi="Arial"/>
                 <w:sz w:val="18"/>
               </w:rPr>
-              <w:t>R$ 5.449.520</w:t>
+              <w:t>R$ 6.031.192</w:t>
             </w:r>
           </w:p>
         </w:tc>
@@ -2396,7 +2396,7 @@
                 <w:rFonts w:ascii="Arial" w:hAnsi="Arial"/>
                 <w:sz w:val="18"/>
               </w:rPr>
-              <w:t>143,81</w:t>
+              <w:t>159,16</w:t>
             </w:r>
           </w:p>
         </w:tc>
@@ -2410,7 +2410,7 @@
                 <w:rFonts w:ascii="Arial" w:hAnsi="Arial"/>
                 <w:sz w:val="18"/>
               </w:rPr>
-              <w:t>3.3%</w:t>
+              <w:t>3.8%</w:t>
             </w:r>
           </w:p>
         </w:tc>
@@ -2424,7 +2424,7 @@
                 <w:rFonts w:ascii="Arial" w:hAnsi="Arial"/>
                 <w:sz w:val="18"/>
               </w:rPr>
-              <w:t>7</w:t>
+              <w:t>16</w:t>
             </w:r>
           </w:p>
         </w:tc>
@@ -2454,7 +2454,7 @@
                 <w:rFonts w:ascii="Arial" w:hAnsi="Arial"/>
                 <w:sz w:val="18"/>
               </w:rPr>
-              <w:t>R$ 14.817.648</w:t>
+              <w:t>R$ 14.986.655</w:t>
             </w:r>
           </w:p>
         </w:tc>
@@ -2468,7 +2468,7 @@
                 <w:rFonts w:ascii="Arial" w:hAnsi="Arial"/>
                 <w:sz w:val="18"/>
               </w:rPr>
-              <w:t>391,03</w:t>
+              <w:t>395,49</w:t>
             </w:r>
           </w:p>
         </w:tc>
@@ -2482,7 +2482,7 @@
                 <w:rFonts w:ascii="Arial" w:hAnsi="Arial"/>
                 <w:sz w:val="18"/>
               </w:rPr>
-              <w:t>9.1%</w:t>
+              <w:t>9.5%</w:t>
             </w:r>
           </w:p>
         </w:tc>
@@ -2496,7 +2496,7 @@
                 <w:rFonts w:ascii="Arial" w:hAnsi="Arial"/>
                 <w:sz w:val="18"/>
               </w:rPr>
-              <w:t>8</w:t>
+              <w:t>23</w:t>
             </w:r>
           </w:p>
         </w:tc>
@@ -2526,7 +2526,7 @@
                 <w:rFonts w:ascii="Arial" w:hAnsi="Arial"/>
                 <w:sz w:val="18"/>
               </w:rPr>
-              <w:t>R$ 2.637.415</w:t>
+              <w:t>R$ 5.380.175</w:t>
             </w:r>
           </w:p>
         </w:tc>
@@ -2540,7 +2540,7 @@
                 <w:rFonts w:ascii="Arial" w:hAnsi="Arial"/>
                 <w:sz w:val="18"/>
               </w:rPr>
-              <w:t>69,60</w:t>
+              <w:t>141,98</w:t>
             </w:r>
           </w:p>
         </w:tc>
@@ -2554,7 +2554,7 @@
                 <w:rFonts w:ascii="Arial" w:hAnsi="Arial"/>
                 <w:sz w:val="18"/>
               </w:rPr>
-              <w:t>1.6%</w:t>
+              <w:t>3.4%</w:t>
             </w:r>
           </w:p>
         </w:tc>
@@ -2568,7 +2568,7 @@
                 <w:rFonts w:ascii="Arial" w:hAnsi="Arial"/>
                 <w:sz w:val="18"/>
               </w:rPr>
-              <w:t>6</w:t>
+              <w:t>17</w:t>
             </w:r>
           </w:p>
         </w:tc>
@@ -2598,7 +2598,7 @@
                 <w:rFonts w:ascii="Arial" w:hAnsi="Arial"/>
                 <w:sz w:val="18"/>
               </w:rPr>
-              <w:t>R$ 7.934.981</w:t>
+              <w:t>R$ 7.831.530</w:t>
             </w:r>
           </w:p>
         </w:tc>
@@ -2612,7 +2612,7 @@
                 <w:rFonts w:ascii="Arial" w:hAnsi="Arial"/>
                 <w:sz w:val="18"/>
               </w:rPr>
-              <w:t>209,40</w:t>
+              <w:t>206,67</w:t>
             </w:r>
           </w:p>
         </w:tc>
@@ -2626,7 +2626,7 @@
                 <w:rFonts w:ascii="Arial" w:hAnsi="Arial"/>
                 <w:sz w:val="18"/>
               </w:rPr>
-              <w:t>4.9%</w:t>
+              <w:t>5.0%</w:t>
             </w:r>
           </w:p>
         </w:tc>
@@ -2640,7 +2640,7 @@
                 <w:rFonts w:ascii="Arial" w:hAnsi="Arial"/>
                 <w:sz w:val="18"/>
               </w:rPr>
-              <w:t>6</w:t>
+              <w:t>10</w:t>
             </w:r>
           </w:p>
         </w:tc>
@@ -2698,7 +2698,7 @@
                 <w:rFonts w:ascii="Arial" w:hAnsi="Arial"/>
                 <w:sz w:val="18"/>
               </w:rPr>
-              <w:t>6.1%</w:t>
+              <w:t>6.3%</w:t>
             </w:r>
           </w:p>
         </w:tc>
@@ -2712,7 +2712,7 @@
                 <w:rFonts w:ascii="Arial" w:hAnsi="Arial"/>
                 <w:sz w:val="18"/>
               </w:rPr>
-              <w:t>7</w:t>
+              <w:t>15</w:t>
             </w:r>
           </w:p>
         </w:tc>
@@ -2742,7 +2742,7 @@
                 <w:rFonts w:ascii="Arial" w:hAnsi="Arial"/>
                 <w:sz w:val="18"/>
               </w:rPr>
-              <w:t>R$ 2.743.897</w:t>
+              <w:t>R$ 2.737.455</w:t>
             </w:r>
           </w:p>
         </w:tc>
@@ -2756,7 +2756,7 @@
                 <w:rFonts w:ascii="Arial" w:hAnsi="Arial"/>
                 <w:sz w:val="18"/>
               </w:rPr>
-              <w:t>72,41</w:t>
+              <w:t>72,24</w:t>
             </w:r>
           </w:p>
         </w:tc>
@@ -2814,7 +2814,7 @@
                 <w:rFonts w:ascii="Arial" w:hAnsi="Arial"/>
                 <w:sz w:val="18"/>
               </w:rPr>
-              <w:t>R$ 162.733.495</w:t>
+              <w:t>R$ 157.477.533</w:t>
             </w:r>
           </w:p>
         </w:tc>
@@ -2828,7 +2828,7 @@
                 <w:rFonts w:ascii="Arial" w:hAnsi="Arial"/>
                 <w:sz w:val="18"/>
               </w:rPr>
-              <w:t>4.294,45</w:t>
+              <w:t>4.155,75</w:t>
             </w:r>
           </w:p>
         </w:tc>
@@ -4530,7 +4530,7 @@
           <w:i w:val="0"/>
           <w:sz w:val="20"/>
         </w:rPr>
-        <w:t>R$/m² estimado: 4.294,45</w:t>
+        <w:t>R$/m² estimado: 4.155,75</w:t>
       </w:r>
     </w:p>
     <w:p>
@@ -4541,7 +4541,7 @@
           <w:i w:val="0"/>
           <w:sz w:val="20"/>
         </w:rPr>
-        <w:t>Total estimado: R$ 162.733.495</w:t>
+        <w:t>Total estimado: R$ 157.477.533</w:t>
       </w:r>
     </w:p>
     <w:p/>
@@ -4553,7 +4553,7 @@
           <w:i/>
           <w:sz w:val="16"/>
         </w:rPr>
-        <w:t>Memorial gerado automaticamente por gerar_memorial_pacote.py em 14/04/2026 07:44</w:t>
+        <w:t>Memorial gerado automaticamente por gerar_memorial_pacote.py em 14/04/2026 08:53</w:t>
       </w:r>
     </w:p>
     <w:sectPr>
